--- a/testakten/befristungskontrollklage-vogt-stadtwerke/aktenvermerk_schriftformpruefung.docx
+++ b/testakten/befristungskontrollklage-vogt-stadtwerke/aktenvermerk_schriftformpruefung.docx
@@ -54,17 +54,7 @@
         <w:ind w:left="567"/>
       </w:pPr>
       <w:r>
-        <w:rPr>
-          <w:b/>
-          <w:i/>
-        </w:rPr>
-        <w:t>Verfasserin:</w:t>
-      </w:r>
-      <w:r>
-        <w:rPr>
-          <w:i/>
-        </w:rPr>
-        <w:t xml:space="preserve"> RA'in [H. Dressel]</w:t>
+        <w:t>Verfasserin: Rechtsanwältin Hanna Dressel</w:t>
       </w:r>
     </w:p>
     <w:p>
@@ -1085,10 +1075,7 @@
         <w:jc w:val="left"/>
       </w:pPr>
       <w:r>
-        <w:rPr>
-          <w:i/>
-        </w:rPr>
-        <w:t>RA'in [H. Dressel], VGT/2026/0309-ARB, 10.03.2026</w:t>
+        <w:t>Rechtsanwältin Hanna Dressel, VGT/2026/0309-ARB, 10.03.2026</w:t>
       </w:r>
     </w:p>
     <w:sectPr>
